--- a/backend-exhibits/Box to MyDrive Standard Plan - Standard Not Include.docx
+++ b/backend-exhibits/Box to MyDrive Standard Plan - Standard Not Include.docx
@@ -46,7 +46,7 @@
             </w:pPr>
             <w:r>
               <w:rPr>
-                <w:rFonts w:ascii="Arial" w:eastAsia="Arial" w:hAnsi="Arial" w:cs="Arial"/>
+                <w:rFonts w:ascii="Arial" w:hAnsi="Arial" w:cs="Arial" w:eastAsia="Arial"/>
                 <w:b/>
                 <w:sz w:val="21"/>
               </w:rPr>
@@ -75,7 +75,7 @@
             </w:pPr>
             <w:r>
               <w:rPr>
-                <w:rFonts w:ascii="Arial" w:eastAsia="Arial" w:hAnsi="Arial" w:cs="Arial"/>
+                <w:rFonts w:ascii="Arial" w:hAnsi="Arial" w:cs="Arial" w:eastAsia="Arial"/>
                 <w:b/>
                 <w:sz w:val="21"/>
               </w:rPr>
@@ -88,7 +88,7 @@
             </w:pPr>
             <w:r>
               <w:rPr>
-                <w:rFonts w:ascii="Arial" w:eastAsia="Arial" w:hAnsi="Arial" w:cs="Arial"/>
+                <w:rFonts w:ascii="Arial" w:hAnsi="Arial" w:cs="Arial" w:eastAsia="Arial"/>
                 <w:b/>
                 <w:sz w:val="21"/>
               </w:rPr>
@@ -109,7 +109,7 @@
           <w:p>
             <w:r>
               <w:rPr>
-                <w:rFonts w:ascii="Arial" w:eastAsia="Arial" w:hAnsi="Arial" w:cs="Arial"/>
+                <w:rFonts w:ascii="Arial" w:hAnsi="Arial" w:cs="Arial" w:eastAsia="Arial"/>
                 <w:sz w:val="21"/>
               </w:rPr>
               <w:t>Migration of selective versions of files from source to destination. If we opt for five, the last five versions will get migrates to the destination.</w:t>
@@ -137,7 +137,7 @@
             </w:pPr>
             <w:r>
               <w:rPr>
-                <w:rFonts w:ascii="Arial" w:eastAsia="Arial" w:hAnsi="Arial" w:cs="Arial"/>
+                <w:rFonts w:ascii="Arial" w:hAnsi="Arial" w:cs="Arial" w:eastAsia="Arial"/>
                 <w:b/>
                 <w:sz w:val="21"/>
               </w:rPr>
@@ -158,7 +158,7 @@
           <w:p>
             <w:r>
               <w:rPr>
-                <w:rFonts w:ascii="Arial" w:eastAsia="Arial" w:hAnsi="Arial" w:cs="Arial"/>
+                <w:rFonts w:ascii="Arial" w:hAnsi="Arial" w:cs="Arial" w:eastAsia="Arial"/>
                 <w:sz w:val="21"/>
               </w:rPr>
               <w:t>Migration of Box Notes files in the .DOCX format to the destination cloud.</w:t>
@@ -186,7 +186,7 @@
             </w:pPr>
             <w:r>
               <w:rPr>
-                <w:rFonts w:ascii="Arial" w:eastAsia="Arial" w:hAnsi="Arial" w:cs="Arial"/>
+                <w:rFonts w:ascii="Arial" w:hAnsi="Arial" w:cs="Arial" w:eastAsia="Arial"/>
                 <w:b/>
                 <w:sz w:val="21"/>
               </w:rPr>
@@ -207,7 +207,7 @@
           <w:p>
             <w:r>
               <w:rPr>
-                <w:rFonts w:ascii="Arial" w:eastAsia="Arial" w:hAnsi="Arial" w:cs="Arial"/>
+                <w:rFonts w:ascii="Arial" w:hAnsi="Arial" w:cs="Arial" w:eastAsia="Arial"/>
                 <w:sz w:val="21"/>
               </w:rPr>
               <w:t>The system retains the addresses of links present within a file, which point to other files in the cloud. These links' addresses will be transformed into appropriate destination formats during Migration.</w:t>
@@ -260,7 +260,7 @@
             </w:pPr>
             <w:r>
               <w:rPr>
-                <w:rFonts w:ascii="Arial" w:eastAsia="Arial" w:hAnsi="Arial" w:cs="Arial"/>
+                <w:rFonts w:ascii="Arial" w:hAnsi="Arial" w:cs="Arial" w:eastAsia="Arial"/>
                 <w:b/>
                 <w:sz w:val="21"/>
               </w:rPr>
@@ -289,7 +289,7 @@
             </w:pPr>
             <w:r>
               <w:rPr>
-                <w:rFonts w:ascii="Arial" w:eastAsia="Arial" w:hAnsi="Arial" w:cs="Arial"/>
+                <w:rFonts w:ascii="Arial" w:hAnsi="Arial" w:cs="Arial" w:eastAsia="Arial"/>
                 <w:b/>
                 <w:sz w:val="21"/>
               </w:rPr>
@@ -302,7 +302,7 @@
             </w:pPr>
             <w:r>
               <w:rPr>
-                <w:rFonts w:ascii="Arial" w:eastAsia="Arial" w:hAnsi="Arial" w:cs="Arial"/>
+                <w:rFonts w:ascii="Arial" w:hAnsi="Arial" w:cs="Arial" w:eastAsia="Arial"/>
                 <w:b/>
                 <w:sz w:val="21"/>
               </w:rPr>
@@ -323,7 +323,7 @@
           <w:p>
             <w:r>
               <w:rPr>
-                <w:rFonts w:ascii="Arial" w:eastAsia="Arial" w:hAnsi="Arial" w:cs="Arial"/>
+                <w:rFonts w:ascii="Arial" w:hAnsi="Arial" w:cs="Arial" w:eastAsia="Arial"/>
                 <w:sz w:val="21"/>
               </w:rPr>
               <w:t>Migration of selective versions of files from source to destination. If we opt for five, the last five versions will get migrates to the destination.</w:t>
@@ -351,7 +351,7 @@
             </w:pPr>
             <w:r>
               <w:rPr>
-                <w:rFonts w:ascii="Arial" w:eastAsia="Arial" w:hAnsi="Arial" w:cs="Arial"/>
+                <w:rFonts w:ascii="Arial" w:hAnsi="Arial" w:cs="Arial" w:eastAsia="Arial"/>
                 <w:b/>
                 <w:sz w:val="21"/>
               </w:rPr>
@@ -372,7 +372,7 @@
           <w:p>
             <w:r>
               <w:rPr>
-                <w:rFonts w:ascii="Arial" w:eastAsia="Arial" w:hAnsi="Arial" w:cs="Arial"/>
+                <w:rFonts w:ascii="Arial" w:hAnsi="Arial" w:cs="Arial" w:eastAsia="Arial"/>
                 <w:sz w:val="21"/>
               </w:rPr>
               <w:t>Migration of Box Notes files in the .DOCX format to the destination cloud.</w:t>
@@ -401,7 +401,7 @@
             </w:pPr>
             <w:r>
               <w:rPr>
-                <w:rFonts w:ascii="Arial" w:eastAsia="Arial" w:hAnsi="Arial" w:cs="Arial"/>
+                <w:rFonts w:ascii="Arial" w:hAnsi="Arial" w:cs="Arial" w:eastAsia="Arial"/>
                 <w:b/>
                 <w:sz w:val="21"/>
               </w:rPr>
@@ -422,7 +422,7 @@
           <w:p>
             <w:r>
               <w:rPr>
-                <w:rFonts w:ascii="Arial" w:eastAsia="Arial" w:hAnsi="Arial" w:cs="Arial"/>
+                <w:rFonts w:ascii="Arial" w:hAnsi="Arial" w:cs="Arial" w:eastAsia="Arial"/>
                 <w:sz w:val="21"/>
               </w:rPr>
               <w:t>The system retains the addresses of links present within a file, which point to other files in the cloud. These links' addresses will be transformed into appropriate destination formats during Migration.</w:t>
@@ -446,10 +446,10 @@
   <w:docDefaults>
     <w:rPrDefault>
       <w:rPr>
-        <w:rFonts w:asciiTheme="minorHAnsi" w:eastAsiaTheme="minorEastAsia" w:hAnsiTheme="minorHAnsi" w:cstheme="minorBidi"/>
+        <w:rFonts w:ascii="Arial" w:hAnsi="Arial" w:cs="Arial" w:eastAsia="Arial"/>
         <w:kern w:val="2"/>
-        <w:sz w:val="24"/>
-        <w:szCs w:val="24"/>
+        <w:sz w:val="21"/>
+        <w:szCs w:val="21"/>
         <w:lang w:val="en-IN" w:eastAsia="en-IN" w:bidi="ar-SA"/>
         <w14:ligatures w14:val="standardContextual"/>
       </w:rPr>
@@ -845,9 +845,9 @@
       <w:spacing w:line="259" w:lineRule="auto"/>
     </w:pPr>
     <w:rPr>
-      <w:rFonts w:ascii="Calibri" w:eastAsia="Calibri" w:hAnsi="Calibri" w:cs="Calibri"/>
+      <w:rFonts w:ascii="Arial" w:hAnsi="Arial" w:cs="Arial" w:eastAsia="Arial"/>
       <w:color w:val="000000"/>
-      <w:sz w:val="22"/>
+      <w:sz w:val="21"/>
     </w:rPr>
   </w:style>
   <w:style w:type="character" w:default="1" w:styleId="DefaultParagraphFont">
